--- a/11/docs/answer/answer.docx
+++ b/11/docs/answer/answer.docx
@@ -32,7 +32,7 @@
         <w:rPr>
           <w:rFonts w:hint="eastAsia"/>
         </w:rPr>
-        <w:t xml:space="preserve">姜玥晟</w:t>
+        <w:t xml:space="preserve">姜玥晟、周鑫志、高西飞</w:t>
       </w:r>
     </w:p>
     <w:p>
@@ -46,11 +46,14 @@
     <w:tbl>
       <w:tblPr>
         <w:tblStyle w:val="Table"/>
-        <w:tblW w:type="auto" w:w="0"/>
+        <w:tblW w:type="pct" w:w="5000"/>
+        <w:tblLayout w:type="fixed"/>
         <w:tblLook w:firstRow="1" w:lastRow="0" w:firstColumn="0" w:lastColumn="0" w:noHBand="0" w:noVBand="0" w:val="0020"/>
       </w:tblPr>
       <w:tblGrid>
-        <w:gridCol w:w="7920"/>
+        <w:gridCol w:w="2640"/>
+        <w:gridCol w:w="2640"/>
+        <w:gridCol w:w="2640"/>
       </w:tblGrid>
       <w:tr>
         <w:trPr>
@@ -66,14 +69,14 @@
             <w:r>
               <w:drawing>
                 <wp:inline>
-                  <wp:extent cx="1066800" cy="1493520"/>
+                  <wp:extent cx="4160520" cy="5824728"/>
                   <wp:effectExtent b="0" l="0" r="0" t="0"/>
-                  <wp:docPr descr="Portrait" title="" id="10" name="Picture"/>
+                  <wp:docPr descr="姜玥晟" title="" id="10" name="Picture"/>
                   <a:graphic>
                     <a:graphicData uri="http://schemas.openxmlformats.org/drawingml/2006/picture">
                       <pic:pic>
                         <pic:nvPicPr>
-                          <pic:cNvPr descr="assets/profile.jpg" id="11" name="Picture"/>
+                          <pic:cNvPr descr="assets/pic_1.jpg" id="11" name="Picture"/>
                           <pic:cNvPicPr>
                             <a:picLocks noChangeArrowheads="1" noChangeAspect="1"/>
                           </pic:cNvPicPr>
@@ -87,7 +90,7 @@
                         <pic:spPr bwMode="auto">
                           <a:xfrm>
                             <a:off x="0" y="0"/>
-                            <a:ext cx="1066800" cy="1493520"/>
+                            <a:ext cx="4160520" cy="5824728"/>
                           </a:xfrm>
                           <a:prstGeom prst="rect">
                             <a:avLst/>
@@ -104,6 +107,155 @@
                   </a:graphic>
                 </wp:inline>
               </w:drawing>
+            </w:r>
+          </w:p>
+        </w:tc>
+        <w:tc>
+          <w:tcPr/>
+          <w:p>
+            <w:pPr>
+              <w:pStyle w:val="Compact"/>
+              <w:jc w:val="center"/>
+            </w:pPr>
+            <w:r>
+              <w:drawing>
+                <wp:inline>
+                  <wp:extent cx="4160520" cy="6240780"/>
+                  <wp:effectExtent b="0" l="0" r="0" t="0"/>
+                  <wp:docPr descr="周鑫志" title="" id="13" name="Picture"/>
+                  <a:graphic>
+                    <a:graphicData uri="http://schemas.openxmlformats.org/drawingml/2006/picture">
+                      <pic:pic>
+                        <pic:nvPicPr>
+                          <pic:cNvPr descr="assets/pic_2.jpg" id="14" name="Picture"/>
+                          <pic:cNvPicPr>
+                            <a:picLocks noChangeArrowheads="1" noChangeAspect="1"/>
+                          </pic:cNvPicPr>
+                        </pic:nvPicPr>
+                        <pic:blipFill>
+                          <a:blip r:embed="rId12"/>
+                          <a:stretch>
+                            <a:fillRect/>
+                          </a:stretch>
+                        </pic:blipFill>
+                        <pic:spPr bwMode="auto">
+                          <a:xfrm>
+                            <a:off x="0" y="0"/>
+                            <a:ext cx="4160520" cy="6240780"/>
+                          </a:xfrm>
+                          <a:prstGeom prst="rect">
+                            <a:avLst/>
+                          </a:prstGeom>
+                          <a:noFill/>
+                          <a:ln w="9525">
+                            <a:noFill/>
+                            <a:headEnd/>
+                            <a:tailEnd/>
+                          </a:ln>
+                        </pic:spPr>
+                      </pic:pic>
+                    </a:graphicData>
+                  </a:graphic>
+                </wp:inline>
+              </w:drawing>
+            </w:r>
+          </w:p>
+        </w:tc>
+        <w:tc>
+          <w:tcPr/>
+          <w:p>
+            <w:pPr>
+              <w:pStyle w:val="Compact"/>
+              <w:jc w:val="center"/>
+            </w:pPr>
+            <w:r>
+              <w:drawing>
+                <wp:inline>
+                  <wp:extent cx="3898900" cy="5397500"/>
+                  <wp:effectExtent b="0" l="0" r="0" t="0"/>
+                  <wp:docPr descr="高西飞" title="" id="16" name="Picture"/>
+                  <a:graphic>
+                    <a:graphicData uri="http://schemas.openxmlformats.org/drawingml/2006/picture">
+                      <pic:pic>
+                        <pic:nvPicPr>
+                          <pic:cNvPr descr="assets/pic_3.jpg" id="17" name="Picture"/>
+                          <pic:cNvPicPr>
+                            <a:picLocks noChangeArrowheads="1" noChangeAspect="1"/>
+                          </pic:cNvPicPr>
+                        </pic:nvPicPr>
+                        <pic:blipFill>
+                          <a:blip r:embed="rId15"/>
+                          <a:stretch>
+                            <a:fillRect/>
+                          </a:stretch>
+                        </pic:blipFill>
+                        <pic:spPr bwMode="auto">
+                          <a:xfrm>
+                            <a:off x="0" y="0"/>
+                            <a:ext cx="3898900" cy="5397500"/>
+                          </a:xfrm>
+                          <a:prstGeom prst="rect">
+                            <a:avLst/>
+                          </a:prstGeom>
+                          <a:noFill/>
+                          <a:ln w="9525">
+                            <a:noFill/>
+                            <a:headEnd/>
+                            <a:tailEnd/>
+                          </a:ln>
+                        </pic:spPr>
+                      </pic:pic>
+                    </a:graphicData>
+                  </a:graphic>
+                </wp:inline>
+              </w:drawing>
+            </w:r>
+          </w:p>
+        </w:tc>
+      </w:tr>
+      <w:tr>
+        <w:tc>
+          <w:tcPr/>
+          <w:p>
+            <w:pPr>
+              <w:pStyle w:val="Compact"/>
+              <w:jc w:val="center"/>
+            </w:pPr>
+            <w:r>
+              <w:rPr>
+                <w:rFonts w:hint="eastAsia"/>
+              </w:rPr>
+              <w:t xml:space="preserve">姜玥晟</w:t>
+            </w:r>
+          </w:p>
+        </w:tc>
+        <w:tc>
+          <w:tcPr/>
+          <w:p>
+            <w:pPr>
+              <w:pStyle w:val="Compact"/>
+              <w:jc w:val="center"/>
+            </w:pPr>
+            <w:r>
+              <w:rPr>
+                <w:rFonts w:hint="eastAsia"/>
+              </w:rPr>
+              <w:t xml:space="preserve">周鑫志</w:t>
+            </w:r>
+          </w:p>
+        </w:tc>
+        <w:tc>
+          <w:tcPr/>
+          <w:p>
+            <w:pPr>
+              <w:pStyle w:val="Compact"/>
+              <w:jc w:val="center"/>
+            </w:pPr>
+            <w:r>
+              <w:rPr>
+                <w:rFonts w:hint="eastAsia"/>
+              </w:rPr>
+              <w:t xml:space="preserve">高西飞</w:t>
             </w:r>
           </w:p>
         </w:tc>
@@ -168,7 +320,7 @@
               <w:rPr>
                 <w:rFonts w:hint="eastAsia"/>
               </w:rPr>
-              <w:t xml:space="preserve">作业编号</w:t>
+              <w:t xml:space="preserve">源题编号</w:t>
             </w:r>
           </w:p>
         </w:tc>
@@ -200,7 +352,7 @@
               <w:rPr>
                 <w:rFonts w:hint="eastAsia"/>
               </w:rPr>
-              <w:t xml:space="preserve">作业目录</w:t>
+              <w:t xml:space="preserve">作业属性</w:t>
             </w:r>
           </w:p>
         </w:tc>
@@ -213,9 +365,9 @@
             </w:pPr>
             <w:r>
               <w:rPr>
-                <w:rStyle w:val="VerbatimChar"/>
+                <w:rFonts w:hint="eastAsia"/>
               </w:rPr>
-              <w:t xml:space="preserve">HW/11</w:t>
+              <w:t xml:space="preserve">小组作业</w:t>
             </w:r>
           </w:p>
         </w:tc>
@@ -232,7 +384,7 @@
               <w:rPr>
                 <w:rFonts w:hint="eastAsia"/>
               </w:rPr>
-              <w:t xml:space="preserve">学生姓名</w:t>
+              <w:t xml:space="preserve">小组成员</w:t>
             </w:r>
           </w:p>
         </w:tc>
@@ -247,7 +399,7 @@
               <w:rPr>
                 <w:rFonts w:hint="eastAsia"/>
               </w:rPr>
-              <w:t xml:space="preserve">姜玥晟</w:t>
+              <w:t xml:space="preserve">姜玥晟、周鑫志、高西飞</w:t>
             </w:r>
           </w:p>
         </w:tc>
@@ -364,40 +516,8 @@
           </w:p>
         </w:tc>
       </w:tr>
-      <w:tr>
-        <w:tc>
-          <w:tcPr/>
-          <w:p>
-            <w:pPr>
-              <w:pStyle w:val="Compact"/>
-              <w:jc w:val="left"/>
-            </w:pPr>
-            <w:r>
-              <w:rPr>
-                <w:rFonts w:hint="eastAsia"/>
-              </w:rPr>
-              <w:t xml:space="preserve">报告说明</w:t>
-            </w:r>
-          </w:p>
-        </w:tc>
-        <w:tc>
-          <w:tcPr/>
-          <w:p>
-            <w:pPr>
-              <w:pStyle w:val="Compact"/>
-              <w:jc w:val="left"/>
-            </w:pPr>
-            <w:r>
-              <w:rPr>
-                <w:rFonts w:hint="eastAsia"/>
-              </w:rPr>
-              <w:t xml:space="preserve">正文按小问逐节组织；每个小问内部自成完整结构。</w:t>
-            </w:r>
-          </w:p>
-        </w:tc>
-      </w:tr>
     </w:tbl>
-    <w:bookmarkStart w:id="28" w:name="i.-传统-monte-carlo-积分"/>
+    <w:bookmarkStart w:id="34" w:name="i.-传统-monte-carlo-积分"/>
     <w:p>
       <w:pPr>
         <w:pStyle w:val="Heading1"/>
@@ -421,7 +541,7 @@
         <w:t xml:space="preserve">积分</w:t>
       </w:r>
     </w:p>
-    <w:bookmarkStart w:id="22" w:name="problem-1a复现-mc-估计量分布"/>
+    <w:bookmarkStart w:id="28" w:name="problem-1a复现-mc-估计量分布"/>
     <w:p>
       <w:pPr>
         <w:pStyle w:val="Heading2"/>
@@ -445,7 +565,7 @@
         <w:t xml:space="preserve">估计量分布</w:t>
       </w:r>
     </w:p>
-    <w:bookmarkStart w:id="12" w:name="待求问题"/>
+    <w:bookmarkStart w:id="18" w:name="待求问题"/>
     <w:p>
       <w:pPr>
         <w:pStyle w:val="Heading3"/>
@@ -596,8 +716,8 @@
         <w:t xml:space="preserve">，样本越多越好。</w:t>
       </w:r>
     </w:p>
-    <w:bookmarkEnd w:id="12"/>
-    <w:bookmarkStart w:id="13" w:name="解决方式"/>
+    <w:bookmarkEnd w:id="18"/>
+    <w:bookmarkStart w:id="19" w:name="解决方式"/>
     <w:p>
       <w:pPr>
         <w:pStyle w:val="Heading3"/>
@@ -1516,8 +1636,8 @@
         <w:t xml:space="preserve"> Dirac delta。</w:t>
       </w:r>
     </w:p>
-    <w:bookmarkEnd w:id="13"/>
-    <w:bookmarkStart w:id="20" w:name="问题答案"/>
+    <w:bookmarkEnd w:id="19"/>
+    <w:bookmarkStart w:id="26" w:name="问题答案"/>
     <w:p>
       <w:pPr>
         <w:pStyle w:val="Heading3"/>
@@ -2244,18 +2364,18 @@
           <wp:inline>
             <wp:extent cx="4587240" cy="3138637"/>
             <wp:effectExtent b="0" l="0" r="0" t="0"/>
-            <wp:docPr descr="传统 MC 估计量分布" title="" id="15" name="Picture"/>
+            <wp:docPr descr="传统 MC 估计量分布" title="" id="21" name="Picture"/>
             <a:graphic>
               <a:graphicData uri="http://schemas.openxmlformats.org/drawingml/2006/picture">
                 <pic:pic>
                   <pic:nvPicPr>
-                    <pic:cNvPr descr="../../result/problem1_mc_distribution.png" id="16" name="Picture"/>
+                    <pic:cNvPr descr="../../result/problem1_mc_distribution.png" id="22" name="Picture"/>
                     <pic:cNvPicPr>
                       <a:picLocks noChangeArrowheads="1" noChangeAspect="1"/>
                     </pic:cNvPicPr>
                   </pic:nvPicPr>
                   <pic:blipFill>
-                    <a:blip r:embed="rId14"/>
+                    <a:blip r:embed="rId20"/>
                     <a:stretch>
                       <a:fillRect/>
                     </a:stretch>
@@ -2311,18 +2431,18 @@
           <wp:inline>
             <wp:extent cx="4587240" cy="3138637"/>
             <wp:effectExtent b="0" l="0" r="0" t="0"/>
-            <wp:docPr descr="传统 MC 估计量分布的局部放大" title="" id="18" name="Picture"/>
+            <wp:docPr descr="传统 MC 估计量分布的局部放大" title="" id="24" name="Picture"/>
             <a:graphic>
               <a:graphicData uri="http://schemas.openxmlformats.org/drawingml/2006/picture">
                 <pic:pic>
                   <pic:nvPicPr>
-                    <pic:cNvPr descr="../../result/problem1_mc_distribution_zoom.png" id="19" name="Picture"/>
+                    <pic:cNvPr descr="../../result/problem1_mc_distribution_zoom.png" id="25" name="Picture"/>
                     <pic:cNvPicPr>
                       <a:picLocks noChangeArrowheads="1" noChangeAspect="1"/>
                     </pic:cNvPicPr>
                   </pic:nvPicPr>
                   <pic:blipFill>
-                    <a:blip r:embed="rId17"/>
+                    <a:blip r:embed="rId23"/>
                     <a:stretch>
                       <a:fillRect/>
                     </a:stretch>
@@ -2625,8 +2745,8 @@
         <w:t xml:space="preserve">时，分布已经从可见的钟形曲线压缩为精确值附近很窄的尖峰。</w:t>
       </w:r>
     </w:p>
-    <w:bookmarkEnd w:id="20"/>
-    <w:bookmarkStart w:id="21" w:name="理解"/>
+    <w:bookmarkEnd w:id="26"/>
+    <w:bookmarkStart w:id="27" w:name="分析"/>
     <w:p>
       <w:pPr>
         <w:pStyle w:val="Heading3"/>
@@ -2635,7 +2755,7 @@
         <w:rPr>
           <w:rFonts w:hint="eastAsia"/>
         </w:rPr>
-        <w:t xml:space="preserve">理解</w:t>
+        <w:t xml:space="preserve">分析</w:t>
       </w:r>
     </w:p>
     <w:p>
@@ -2903,9 +3023,9 @@
         <w:t xml:space="preserve">的狄拉克函数。</w:t>
       </w:r>
     </w:p>
-    <w:bookmarkEnd w:id="21"/>
-    <w:bookmarkEnd w:id="22"/>
-    <w:bookmarkStart w:id="27" w:name="problem-1b最终结果与误差估计"/>
+    <w:bookmarkEnd w:id="27"/>
+    <w:bookmarkEnd w:id="28"/>
+    <w:bookmarkStart w:id="33" w:name="problem-1b最终结果与误差估计"/>
     <w:p>
       <w:pPr>
         <w:pStyle w:val="Heading2"/>
@@ -2920,7 +3040,7 @@
         <w:t xml:space="preserve">1(b)：最终结果与误差估计</w:t>
       </w:r>
     </w:p>
-    <w:bookmarkStart w:id="23" w:name="待求问题-1"/>
+    <w:bookmarkStart w:id="29" w:name="待求问题-1"/>
     <w:p>
       <w:pPr>
         <w:pStyle w:val="Heading3"/>
@@ -2952,8 +3072,8 @@
         <w:t xml:space="preserve">计算结果，并估计误差。</w:t>
       </w:r>
     </w:p>
-    <w:bookmarkEnd w:id="23"/>
-    <w:bookmarkStart w:id="24" w:name="解决方式-1"/>
+    <w:bookmarkEnd w:id="29"/>
+    <w:bookmarkStart w:id="30" w:name="解决方式-1"/>
     <w:p>
       <w:pPr>
         <w:pStyle w:val="Heading3"/>
@@ -3137,8 +3257,8 @@
         <w:t xml:space="preserve">比较，得到绝对误差。</w:t>
       </w:r>
     </w:p>
-    <w:bookmarkEnd w:id="24"/>
-    <w:bookmarkStart w:id="25" w:name="问题答案-1"/>
+    <w:bookmarkEnd w:id="30"/>
+    <w:bookmarkStart w:id="31" w:name="问题答案-1"/>
     <w:p>
       <w:pPr>
         <w:pStyle w:val="Heading3"/>
@@ -3393,8 +3513,8 @@
         <w:t xml:space="preserve">随机波动的正常范围内。</w:t>
       </w:r>
     </w:p>
-    <w:bookmarkEnd w:id="25"/>
-    <w:bookmarkStart w:id="26" w:name="理解-1"/>
+    <w:bookmarkEnd w:id="31"/>
+    <w:bookmarkStart w:id="32" w:name="分析-1"/>
     <w:p>
       <w:pPr>
         <w:pStyle w:val="Heading3"/>
@@ -3403,7 +3523,7 @@
         <w:rPr>
           <w:rFonts w:hint="eastAsia"/>
         </w:rPr>
-        <w:t xml:space="preserve">理解</w:t>
+        <w:t xml:space="preserve">分析</w:t>
       </w:r>
     </w:p>
     <w:p>
@@ -3417,10 +3537,10 @@
         <w:t xml:space="preserve">标准误差给的是一次随机实验的典型波动尺度，不要求实际误差一定接近它。本次运行的实际误差远小于一个标准误差，说明这次随机样本比较“幸运”，但从方法评价上仍应使用标准误差作为可重复的误差量级。</w:t>
       </w:r>
     </w:p>
-    <w:bookmarkEnd w:id="26"/>
-    <w:bookmarkEnd w:id="27"/>
-    <w:bookmarkEnd w:id="28"/>
-    <w:bookmarkStart w:id="40" w:name="ii.-重要性抽样处理端点奇异性"/>
+    <w:bookmarkEnd w:id="32"/>
+    <w:bookmarkEnd w:id="33"/>
+    <w:bookmarkEnd w:id="34"/>
+    <w:bookmarkStart w:id="46" w:name="ii.-重要性抽样处理端点奇异性"/>
     <w:p>
       <w:pPr>
         <w:pStyle w:val="Heading1"/>
@@ -3435,7 +3555,7 @@
         <w:t xml:space="preserve">重要性抽样处理端点奇异性</w:t>
       </w:r>
     </w:p>
-    <w:bookmarkStart w:id="39" w:name="problem-2重要性抽样计算奇异积分"/>
+    <w:bookmarkStart w:id="45" w:name="problem-2重要性抽样计算奇异积分"/>
     <w:p>
       <w:pPr>
         <w:pStyle w:val="Heading2"/>
@@ -3450,7 +3570,7 @@
         <w:t xml:space="preserve">2：重要性抽样计算奇异积分</w:t>
       </w:r>
     </w:p>
-    <w:bookmarkStart w:id="29" w:name="待求问题-2"/>
+    <w:bookmarkStart w:id="35" w:name="待求问题-2"/>
     <w:p>
       <w:pPr>
         <w:pStyle w:val="Heading3"/>
@@ -3814,8 +3934,8 @@
         <w:t xml:space="preserve">具有有限方差。</w:t>
       </w:r>
     </w:p>
-    <w:bookmarkEnd w:id="29"/>
-    <w:bookmarkStart w:id="30" w:name="解决方式-2"/>
+    <w:bookmarkEnd w:id="35"/>
+    <w:bookmarkStart w:id="36" w:name="解决方式-2"/>
     <w:p>
       <w:pPr>
         <w:pStyle w:val="Heading3"/>
@@ -4431,8 +4551,8 @@
         <w:t xml:space="preserve">内有界，所以估计量方差有限。</w:t>
       </w:r>
     </w:p>
-    <w:bookmarkEnd w:id="30"/>
-    <w:bookmarkStart w:id="37" w:name="问题答案-2"/>
+    <w:bookmarkEnd w:id="36"/>
+    <w:bookmarkStart w:id="43" w:name="问题答案-2"/>
     <w:p>
       <w:pPr>
         <w:pStyle w:val="Heading3"/>
@@ -4843,18 +4963,18 @@
           <wp:inline>
             <wp:extent cx="4160520" cy="2773680"/>
             <wp:effectExtent b="0" l="0" r="0" t="0"/>
-            <wp:docPr descr="重要性抽样权重分布" title="" id="32" name="Picture"/>
+            <wp:docPr descr="重要性抽样权重分布" title="" id="38" name="Picture"/>
             <a:graphic>
               <a:graphicData uri="http://schemas.openxmlformats.org/drawingml/2006/picture">
                 <pic:pic>
                   <pic:nvPicPr>
-                    <pic:cNvPr descr="../../result/problem2_weight_distribution.png" id="33" name="Picture"/>
+                    <pic:cNvPr descr="../../result/problem2_weight_distribution.png" id="39" name="Picture"/>
                     <pic:cNvPicPr>
                       <a:picLocks noChangeArrowheads="1" noChangeAspect="1"/>
                     </pic:cNvPicPr>
                   </pic:nvPicPr>
                   <pic:blipFill>
-                    <a:blip r:embed="rId31"/>
+                    <a:blip r:embed="rId37"/>
                     <a:stretch>
                       <a:fillRect/>
                     </a:stretch>
@@ -4901,18 +5021,18 @@
           <wp:inline>
             <wp:extent cx="4373880" cy="2857601"/>
             <wp:effectExtent b="0" l="0" r="0" t="0"/>
-            <wp:docPr descr="均匀简单 MC 与重要性抽样的误差收敛" title="" id="35" name="Picture"/>
+            <wp:docPr descr="均匀简单 MC 与重要性抽样的误差收敛" title="" id="41" name="Picture"/>
             <a:graphic>
               <a:graphicData uri="http://schemas.openxmlformats.org/drawingml/2006/picture">
                 <pic:pic>
                   <pic:nvPicPr>
-                    <pic:cNvPr descr="../../result/problem2_convergence.png" id="36" name="Picture"/>
+                    <pic:cNvPr descr="../../result/problem2_convergence.png" id="42" name="Picture"/>
                     <pic:cNvPicPr>
                       <a:picLocks noChangeArrowheads="1" noChangeAspect="1"/>
                     </pic:cNvPicPr>
                   </pic:nvPicPr>
                   <pic:blipFill>
-                    <a:blip r:embed="rId34"/>
+                    <a:blip r:embed="rId40"/>
                     <a:stretch>
                       <a:fillRect/>
                     </a:stretch>
@@ -4959,8 +5079,8 @@
         <w:t xml:space="preserve">与重要性抽样的误差收敛</w:t>
       </w:r>
     </w:p>
-    <w:bookmarkEnd w:id="37"/>
-    <w:bookmarkStart w:id="38" w:name="理解-2"/>
+    <w:bookmarkEnd w:id="43"/>
+    <w:bookmarkStart w:id="44" w:name="分析-2"/>
     <w:p>
       <w:pPr>
         <w:pStyle w:val="Heading3"/>
@@ -4969,7 +5089,7 @@
         <w:rPr>
           <w:rFonts w:hint="eastAsia"/>
         </w:rPr>
-        <w:t xml:space="preserve">理解</w:t>
+        <w:t xml:space="preserve">分析</w:t>
       </w:r>
     </w:p>
     <w:p>
@@ -5226,10 +5346,10 @@
         <w:t xml:space="preserve">起伏明显且整体误差更大。</w:t>
       </w:r>
     </w:p>
-    <w:bookmarkEnd w:id="38"/>
-    <w:bookmarkEnd w:id="39"/>
-    <w:bookmarkEnd w:id="40"/>
-    <w:bookmarkStart w:id="64" w:name="iii.-分层抽样与方差比较"/>
+    <w:bookmarkEnd w:id="44"/>
+    <w:bookmarkEnd w:id="45"/>
+    <w:bookmarkEnd w:id="46"/>
+    <w:bookmarkStart w:id="70" w:name="iii.-分层抽样与方差比较"/>
     <w:p>
       <w:pPr>
         <w:pStyle w:val="Heading1"/>
@@ -5244,7 +5364,7 @@
         <w:t xml:space="preserve">分层抽样与方差比较</w:t>
       </w:r>
     </w:p>
-    <w:bookmarkStart w:id="45" w:name="problem-3a简单-mc"/>
+    <w:bookmarkStart w:id="51" w:name="problem-3a简单-mc"/>
     <w:p>
       <w:pPr>
         <w:pStyle w:val="Heading2"/>
@@ -5262,7 +5382,7 @@
         <w:t xml:space="preserve"> MC</w:t>
       </w:r>
     </w:p>
-    <w:bookmarkStart w:id="41" w:name="待求问题-3"/>
+    <w:bookmarkStart w:id="47" w:name="待求问题-3"/>
     <w:p>
       <w:pPr>
         <w:pStyle w:val="Heading3"/>
@@ -5381,8 +5501,8 @@
         <w:t xml:space="preserve">方法计算，作为分层抽样的比较基线。</w:t>
       </w:r>
     </w:p>
-    <w:bookmarkEnd w:id="41"/>
-    <w:bookmarkStart w:id="42" w:name="解决方式-3"/>
+    <w:bookmarkEnd w:id="47"/>
+    <w:bookmarkStart w:id="48" w:name="解决方式-3"/>
     <w:p>
       <w:pPr>
         <w:pStyle w:val="Heading3"/>
@@ -5677,8 +5797,8 @@
         <w:t xml:space="preserve">次，用重复估计量的标准差作为经验误差尺度。</w:t>
       </w:r>
     </w:p>
-    <w:bookmarkEnd w:id="42"/>
-    <w:bookmarkStart w:id="43" w:name="问题答案-3"/>
+    <w:bookmarkEnd w:id="48"/>
+    <w:bookmarkStart w:id="49" w:name="问题答案-3"/>
     <w:p>
       <w:pPr>
         <w:pStyle w:val="Heading3"/>
@@ -5925,8 +6045,8 @@
         </w:tc>
       </w:tr>
     </w:tbl>
-    <w:bookmarkEnd w:id="43"/>
-    <w:bookmarkStart w:id="44" w:name="理解-3"/>
+    <w:bookmarkEnd w:id="49"/>
+    <w:bookmarkStart w:id="50" w:name="分析-3"/>
     <w:p>
       <w:pPr>
         <w:pStyle w:val="Heading3"/>
@@ -5935,7 +6055,7 @@
         <w:rPr>
           <w:rFonts w:hint="eastAsia"/>
         </w:rPr>
-        <w:t xml:space="preserve">理解</w:t>
+        <w:t xml:space="preserve">分析</w:t>
       </w:r>
     </w:p>
     <w:p>
@@ -6066,9 +6186,9 @@
         <w:t xml:space="preserve">的标准误差解释并不严格，实际误差下降也容易偏慢。</w:t>
       </w:r>
     </w:p>
-    <w:bookmarkEnd w:id="44"/>
-    <w:bookmarkEnd w:id="45"/>
-    <w:bookmarkStart w:id="53" w:name="problem-3b固定样本数分层抽样"/>
+    <w:bookmarkEnd w:id="50"/>
+    <w:bookmarkEnd w:id="51"/>
+    <w:bookmarkStart w:id="59" w:name="problem-3b固定样本数分层抽样"/>
     <w:p>
       <w:pPr>
         <w:pStyle w:val="Heading2"/>
@@ -6083,7 +6203,7 @@
         <w:t xml:space="preserve">3(b)：固定样本数分层抽样</w:t>
       </w:r>
     </w:p>
-    <w:bookmarkStart w:id="46" w:name="待求问题-4"/>
+    <w:bookmarkStart w:id="52" w:name="待求问题-4"/>
     <w:p>
       <w:pPr>
         <w:pStyle w:val="Heading3"/>
@@ -6386,8 +6506,8 @@
         <w:t xml:space="preserve">并计算估计量方差。</w:t>
       </w:r>
     </w:p>
-    <w:bookmarkEnd w:id="46"/>
-    <w:bookmarkStart w:id="47" w:name="解决方式-4"/>
+    <w:bookmarkEnd w:id="52"/>
+    <w:bookmarkStart w:id="53" w:name="解决方式-4"/>
     <w:p>
       <w:pPr>
         <w:pStyle w:val="Heading3"/>
@@ -6853,8 +6973,8 @@
         <w:t xml:space="preserve">的经验方差。</w:t>
       </w:r>
     </w:p>
-    <w:bookmarkEnd w:id="47"/>
-    <w:bookmarkStart w:id="51" w:name="问题答案-4"/>
+    <w:bookmarkEnd w:id="53"/>
+    <w:bookmarkStart w:id="57" w:name="问题答案-4"/>
     <w:p>
       <w:pPr>
         <w:pStyle w:val="Heading3"/>
@@ -7124,18 +7244,18 @@
           <wp:inline>
             <wp:extent cx="4693920" cy="1926487"/>
             <wp:effectExtent b="0" l="0" r="0" t="0"/>
-            <wp:docPr descr="分层抽样方差比较" title="" id="49" name="Picture"/>
+            <wp:docPr descr="分层抽样方差比较" title="" id="55" name="Picture"/>
             <a:graphic>
               <a:graphicData uri="http://schemas.openxmlformats.org/drawingml/2006/picture">
                 <pic:pic>
                   <pic:nvPicPr>
-                    <pic:cNvPr descr="../../result/problem3_variance_comparison.png" id="50" name="Picture"/>
+                    <pic:cNvPr descr="../../result/problem3_variance_comparison.png" id="56" name="Picture"/>
                     <pic:cNvPicPr>
                       <a:picLocks noChangeArrowheads="1" noChangeAspect="1"/>
                     </pic:cNvPicPr>
                   </pic:nvPicPr>
                   <pic:blipFill>
-                    <a:blip r:embed="rId48"/>
+                    <a:blip r:embed="rId54"/>
                     <a:stretch>
                       <a:fillRect/>
                     </a:stretch>
@@ -7173,8 +7293,8 @@
         <w:t xml:space="preserve">分层抽样方差比较</w:t>
       </w:r>
     </w:p>
-    <w:bookmarkEnd w:id="51"/>
-    <w:bookmarkStart w:id="52" w:name="理解-4"/>
+    <w:bookmarkEnd w:id="57"/>
+    <w:bookmarkStart w:id="58" w:name="分析-4"/>
     <w:p>
       <w:pPr>
         <w:pStyle w:val="Heading3"/>
@@ -7183,7 +7303,7 @@
         <w:rPr>
           <w:rFonts w:hint="eastAsia"/>
         </w:rPr>
-        <w:t xml:space="preserve">理解</w:t>
+        <w:t xml:space="preserve">分析</w:t>
       </w:r>
     </w:p>
     <w:p>
@@ -7255,9 +7375,9 @@
         <w:t xml:space="preserve">个样本，空间覆盖也已经有所改善，但端点奇异性仍然限制了固定分层的效果。</w:t>
       </w:r>
     </w:p>
-    <w:bookmarkEnd w:id="52"/>
-    <w:bookmarkEnd w:id="53"/>
-    <w:bookmarkStart w:id="58" w:name="problem-3c正则化-neyman-分层分配"/>
+    <w:bookmarkEnd w:id="58"/>
+    <w:bookmarkEnd w:id="59"/>
+    <w:bookmarkStart w:id="64" w:name="problem-3c正则化-neyman-分层分配"/>
     <w:p>
       <w:pPr>
         <w:pStyle w:val="Heading2"/>
@@ -7281,7 +7401,7 @@
         <w:t xml:space="preserve">分层分配</w:t>
       </w:r>
     </w:p>
-    <w:bookmarkStart w:id="54" w:name="待求问题-5"/>
+    <w:bookmarkStart w:id="60" w:name="待求问题-5"/>
     <w:p>
       <w:pPr>
         <w:pStyle w:val="Heading3"/>
@@ -7395,8 +7515,8 @@
         <w:t xml:space="preserve">分配及对应方差，并测试该分配是否真正优于固定分层。</w:t>
       </w:r>
     </w:p>
-    <w:bookmarkEnd w:id="54"/>
-    <w:bookmarkStart w:id="55" w:name="解决方式-5"/>
+    <w:bookmarkEnd w:id="60"/>
+    <w:bookmarkStart w:id="61" w:name="解决方式-5"/>
     <w:p>
       <w:pPr>
         <w:pStyle w:val="Heading3"/>
@@ -8440,8 +8560,8 @@
         <w:t xml:space="preserve">个样本。</w:t>
       </w:r>
     </w:p>
-    <w:bookmarkEnd w:id="55"/>
-    <w:bookmarkStart w:id="56" w:name="问题答案-5"/>
+    <w:bookmarkEnd w:id="61"/>
+    <w:bookmarkStart w:id="62" w:name="问题答案-5"/>
     <w:p>
       <w:pPr>
         <w:pStyle w:val="Heading3"/>
@@ -9078,8 +9198,8 @@
         </w:tc>
       </w:tr>
     </w:tbl>
-    <w:bookmarkEnd w:id="56"/>
-    <w:bookmarkStart w:id="57" w:name="理解-5"/>
+    <w:bookmarkEnd w:id="62"/>
+    <w:bookmarkStart w:id="63" w:name="分析-5"/>
     <w:p>
       <w:pPr>
         <w:pStyle w:val="Heading3"/>
@@ -9088,7 +9208,7 @@
         <w:rPr>
           <w:rFonts w:hint="eastAsia"/>
         </w:rPr>
-        <w:t xml:space="preserve">理解</w:t>
+        <w:t xml:space="preserve">分析</w:t>
       </w:r>
     </w:p>
     <w:p>
@@ -9233,9 +9353,9 @@
         <w:t xml:space="preserve">分配才有清楚的方差公式支撑。</w:t>
       </w:r>
     </w:p>
-    <w:bookmarkEnd w:id="57"/>
-    <w:bookmarkEnd w:id="58"/>
-    <w:bookmarkStart w:id="63" w:name="problem-3d与重要性抽样的比较"/>
+    <w:bookmarkEnd w:id="63"/>
+    <w:bookmarkEnd w:id="64"/>
+    <w:bookmarkStart w:id="69" w:name="problem-3d与重要性抽样的比较"/>
     <w:p>
       <w:pPr>
         <w:pStyle w:val="Heading2"/>
@@ -9250,7 +9370,7 @@
         <w:t xml:space="preserve">3(d)：与重要性抽样的比较</w:t>
       </w:r>
     </w:p>
-    <w:bookmarkStart w:id="59" w:name="待求问题-6"/>
+    <w:bookmarkStart w:id="65" w:name="待求问题-6"/>
     <w:p>
       <w:pPr>
         <w:pStyle w:val="Heading3"/>
@@ -9291,8 +9411,8 @@
         <w:t xml:space="preserve">的重要性抽样结果，解释它们之间的显著差异。</w:t>
       </w:r>
     </w:p>
-    <w:bookmarkEnd w:id="59"/>
-    <w:bookmarkStart w:id="60" w:name="解决方式-6"/>
+    <w:bookmarkEnd w:id="65"/>
+    <w:bookmarkStart w:id="66" w:name="解决方式-6"/>
     <w:p>
       <w:pPr>
         <w:pStyle w:val="Heading3"/>
@@ -9403,8 +9523,8 @@
         <w:t xml:space="preserve">。</w:t>
       </w:r>
     </w:p>
-    <w:bookmarkEnd w:id="60"/>
-    <w:bookmarkStart w:id="61" w:name="问题答案-6"/>
+    <w:bookmarkEnd w:id="66"/>
+    <w:bookmarkStart w:id="67" w:name="问题答案-6"/>
     <w:p>
       <w:pPr>
         <w:pStyle w:val="Heading3"/>
@@ -9663,8 +9783,8 @@
         <w:t xml:space="preserve">分层之间。</w:t>
       </w:r>
     </w:p>
-    <w:bookmarkEnd w:id="61"/>
-    <w:bookmarkStart w:id="62" w:name="理解-6"/>
+    <w:bookmarkEnd w:id="67"/>
+    <w:bookmarkStart w:id="68" w:name="分析-6"/>
     <w:p>
       <w:pPr>
         <w:pStyle w:val="Heading3"/>
@@ -9673,7 +9793,7 @@
         <w:rPr>
           <w:rFonts w:hint="eastAsia"/>
         </w:rPr>
-        <w:t xml:space="preserve">理解</w:t>
+        <w:t xml:space="preserve">分析</w:t>
       </w:r>
     </w:p>
     <w:p>
@@ -9757,10 +9877,10 @@
         <w:t xml:space="preserve">分层则先把最麻烦的第一层解析掉，再把随机样本集中到高波动层，所以它比固定分层强很多。</w:t>
       </w:r>
     </w:p>
-    <w:bookmarkEnd w:id="62"/>
-    <w:bookmarkEnd w:id="63"/>
-    <w:bookmarkEnd w:id="64"/>
-    <w:bookmarkStart w:id="83" w:name="iv.-伪随机与准随机简单-mc"/>
+    <w:bookmarkEnd w:id="68"/>
+    <w:bookmarkEnd w:id="69"/>
+    <w:bookmarkEnd w:id="70"/>
+    <w:bookmarkStart w:id="89" w:name="iv.-伪随机与准随机简单-mc"/>
     <w:p>
       <w:pPr>
         <w:pStyle w:val="Heading1"/>
@@ -9778,7 +9898,7 @@
         <w:t xml:space="preserve"> MC</w:t>
       </w:r>
     </w:p>
-    <w:bookmarkStart w:id="72" w:name="problem-4a伪随机数生成器的收敛指数"/>
+    <w:bookmarkStart w:id="78" w:name="problem-4a伪随机数生成器的收敛指数"/>
     <w:p>
       <w:pPr>
         <w:pStyle w:val="Heading2"/>
@@ -9793,7 +9913,7 @@
         <w:t xml:space="preserve">4(a)：伪随机数生成器的收敛指数</w:t>
       </w:r>
     </w:p>
-    <w:bookmarkStart w:id="65" w:name="待求问题-7"/>
+    <w:bookmarkStart w:id="71" w:name="待求问题-7"/>
     <w:p>
       <w:pPr>
         <w:pStyle w:val="Heading3"/>
@@ -9961,8 +10081,8 @@
         <w:t xml:space="preserve">。</w:t>
       </w:r>
     </w:p>
-    <w:bookmarkEnd w:id="65"/>
-    <w:bookmarkStart w:id="66" w:name="解决方式-7"/>
+    <w:bookmarkEnd w:id="71"/>
+    <w:bookmarkStart w:id="72" w:name="解决方式-7"/>
     <w:p>
       <w:pPr>
         <w:pStyle w:val="Heading3"/>
@@ -10342,8 +10462,8 @@
         <w:t xml:space="preserve">即收敛指数。</w:t>
       </w:r>
     </w:p>
-    <w:bookmarkEnd w:id="66"/>
-    <w:bookmarkStart w:id="70" w:name="问题答案-7"/>
+    <w:bookmarkEnd w:id="72"/>
+    <w:bookmarkStart w:id="76" w:name="问题答案-7"/>
     <w:p>
       <w:pPr>
         <w:pStyle w:val="Heading3"/>
@@ -10626,18 +10746,18 @@
           <wp:inline>
             <wp:extent cx="4480560" cy="3003416"/>
             <wp:effectExtent b="0" l="0" r="0" t="0"/>
-            <wp:docPr descr="伪随机与准随机收敛比较" title="" id="68" name="Picture"/>
+            <wp:docPr descr="伪随机与准随机收敛比较" title="" id="74" name="Picture"/>
             <a:graphic>
               <a:graphicData uri="http://schemas.openxmlformats.org/drawingml/2006/picture">
                 <pic:pic>
                   <pic:nvPicPr>
-                    <pic:cNvPr descr="../../result/problem4_convergence.png" id="69" name="Picture"/>
+                    <pic:cNvPr descr="../../result/problem4_convergence.png" id="75" name="Picture"/>
                     <pic:cNvPicPr>
                       <a:picLocks noChangeArrowheads="1" noChangeAspect="1"/>
                     </pic:cNvPicPr>
                   </pic:nvPicPr>
                   <pic:blipFill>
-                    <a:blip r:embed="rId67"/>
+                    <a:blip r:embed="rId73"/>
                     <a:stretch>
                       <a:fillRect/>
                     </a:stretch>
@@ -10675,8 +10795,8 @@
         <w:t xml:space="preserve">伪随机与准随机收敛比较</w:t>
       </w:r>
     </w:p>
-    <w:bookmarkEnd w:id="70"/>
-    <w:bookmarkStart w:id="71" w:name="理解-7"/>
+    <w:bookmarkEnd w:id="76"/>
+    <w:bookmarkStart w:id="77" w:name="分析-7"/>
     <w:p>
       <w:pPr>
         <w:pStyle w:val="Heading3"/>
@@ -10685,7 +10805,7 @@
         <w:rPr>
           <w:rFonts w:hint="eastAsia"/>
         </w:rPr>
-        <w:t xml:space="preserve">理解</w:t>
+        <w:t xml:space="preserve">分析</w:t>
       </w:r>
     </w:p>
     <w:p>
@@ -10973,9 +11093,9 @@
         <w:t xml:space="preserve">的下降。</w:t>
       </w:r>
     </w:p>
-    <w:bookmarkEnd w:id="71"/>
-    <w:bookmarkEnd w:id="72"/>
-    <w:bookmarkStart w:id="77" w:name="problem-4b准随机数生成器的收敛指数"/>
+    <w:bookmarkEnd w:id="77"/>
+    <w:bookmarkEnd w:id="78"/>
+    <w:bookmarkStart w:id="83" w:name="problem-4b准随机数生成器的收敛指数"/>
     <w:p>
       <w:pPr>
         <w:pStyle w:val="Heading2"/>
@@ -10990,7 +11110,7 @@
         <w:t xml:space="preserve">4(b)：准随机数生成器的收敛指数</w:t>
       </w:r>
     </w:p>
-    <w:bookmarkStart w:id="73" w:name="待求问题-8"/>
+    <w:bookmarkStart w:id="79" w:name="待求问题-8"/>
     <w:p>
       <w:pPr>
         <w:pStyle w:val="Heading3"/>
@@ -11085,8 +11205,8 @@
         <w:t xml:space="preserve">或其他值，并解释原因。</w:t>
       </w:r>
     </w:p>
-    <w:bookmarkEnd w:id="73"/>
-    <w:bookmarkStart w:id="74" w:name="解决方式-8"/>
+    <w:bookmarkEnd w:id="79"/>
+    <w:bookmarkStart w:id="80" w:name="解决方式-8"/>
     <w:p>
       <w:pPr>
         <w:pStyle w:val="Heading3"/>
@@ -11504,8 +11624,8 @@
         <w:t xml:space="preserve">平均值，并使用与伪随机相同的对数拟合。</w:t>
       </w:r>
     </w:p>
-    <w:bookmarkEnd w:id="74"/>
-    <w:bookmarkStart w:id="75" w:name="问题答案-8"/>
+    <w:bookmarkEnd w:id="80"/>
+    <w:bookmarkStart w:id="81" w:name="问题答案-8"/>
     <w:p>
       <w:pPr>
         <w:pStyle w:val="Heading3"/>
@@ -11794,8 +11914,8 @@
         <w:t xml:space="preserve">误差。</w:t>
       </w:r>
     </w:p>
-    <w:bookmarkEnd w:id="75"/>
-    <w:bookmarkStart w:id="76" w:name="理解-8"/>
+    <w:bookmarkEnd w:id="81"/>
+    <w:bookmarkStart w:id="82" w:name="分析-8"/>
     <w:p>
       <w:pPr>
         <w:pStyle w:val="Heading3"/>
@@ -11804,7 +11924,7 @@
         <w:rPr>
           <w:rFonts w:hint="eastAsia"/>
         </w:rPr>
-        <w:t xml:space="preserve">理解</w:t>
+        <w:t xml:space="preserve">分析</w:t>
       </w:r>
     </w:p>
     <w:p>
@@ -11928,9 +12048,9 @@
         <w:t xml:space="preserve">。</w:t>
       </w:r>
     </w:p>
-    <w:bookmarkEnd w:id="76"/>
-    <w:bookmarkEnd w:id="77"/>
-    <w:bookmarkStart w:id="82" w:name="problem-4c与分层抽样和重要性抽样的综合比较"/>
+    <w:bookmarkEnd w:id="82"/>
+    <w:bookmarkEnd w:id="83"/>
+    <w:bookmarkStart w:id="88" w:name="problem-4c与分层抽样和重要性抽样的综合比较"/>
     <w:p>
       <w:pPr>
         <w:pStyle w:val="Heading2"/>
@@ -11945,7 +12065,7 @@
         <w:t xml:space="preserve">4(c)：与分层抽样和重要性抽样的综合比较</w:t>
       </w:r>
     </w:p>
-    <w:bookmarkStart w:id="78" w:name="待求问题-9"/>
+    <w:bookmarkStart w:id="84" w:name="待求问题-9"/>
     <w:p>
       <w:pPr>
         <w:pStyle w:val="Heading3"/>
@@ -12004,8 +12124,8 @@
         <w:t xml:space="preserve">的显著差异。</w:t>
       </w:r>
     </w:p>
-    <w:bookmarkEnd w:id="78"/>
-    <w:bookmarkStart w:id="79" w:name="解决方式-9"/>
+    <w:bookmarkEnd w:id="84"/>
+    <w:bookmarkStart w:id="85" w:name="解决方式-9"/>
     <w:p>
       <w:pPr>
         <w:pStyle w:val="Heading3"/>
@@ -12072,8 +12192,8 @@
         <w:t xml:space="preserve">比较。</w:t>
       </w:r>
     </w:p>
-    <w:bookmarkEnd w:id="79"/>
-    <w:bookmarkStart w:id="80" w:name="问题答案-9"/>
+    <w:bookmarkEnd w:id="85"/>
+    <w:bookmarkStart w:id="86" w:name="问题答案-9"/>
     <w:p>
       <w:pPr>
         <w:pStyle w:val="Heading3"/>
@@ -12385,8 +12505,8 @@
         <w:t xml:space="preserve">。</w:t>
       </w:r>
     </w:p>
-    <w:bookmarkEnd w:id="80"/>
-    <w:bookmarkStart w:id="81" w:name="理解-9"/>
+    <w:bookmarkEnd w:id="86"/>
+    <w:bookmarkStart w:id="87" w:name="分析-9"/>
     <w:p>
       <w:pPr>
         <w:pStyle w:val="Heading3"/>
@@ -12395,7 +12515,7 @@
         <w:rPr>
           <w:rFonts w:hint="eastAsia"/>
         </w:rPr>
-        <w:t xml:space="preserve">理解</w:t>
+        <w:t xml:space="preserve">分析</w:t>
       </w:r>
     </w:p>
     <w:p>
@@ -12418,10 +12538,10 @@
         <w:t xml:space="preserve">最容易受端点奇异性拖累；准随机数改善了覆盖均匀性，但没有改变函数奇异性；正则化分层抽样把无限方差首层从随机估计中移除，并把样本集中到高波动层；重要性抽样直接按奇异形状采样，是对本积分最自然的方差缩减方式之一。</w:t>
       </w:r>
     </w:p>
-    <w:bookmarkEnd w:id="81"/>
-    <w:bookmarkEnd w:id="82"/>
-    <w:bookmarkEnd w:id="83"/>
-    <w:bookmarkStart w:id="95" w:name="v.-hit-and-miss-振荡积分"/>
+    <w:bookmarkEnd w:id="87"/>
+    <w:bookmarkEnd w:id="88"/>
+    <w:bookmarkEnd w:id="89"/>
+    <w:bookmarkStart w:id="101" w:name="v.-hit-and-miss-振荡积分"/>
     <w:p>
       <w:pPr>
         <w:pStyle w:val="Heading1"/>
@@ -12436,7 +12556,7 @@
         <w:t xml:space="preserve">振荡积分</w:t>
       </w:r>
     </w:p>
-    <w:bookmarkStart w:id="94" w:name="problem-5平移后使用-hit-and-miss-方法"/>
+    <w:bookmarkStart w:id="100" w:name="problem-5平移后使用-hit-and-miss-方法"/>
     <w:p>
       <w:pPr>
         <w:pStyle w:val="Heading2"/>
@@ -12460,7 +12580,7 @@
         <w:t xml:space="preserve">方法</w:t>
       </w:r>
     </w:p>
-    <w:bookmarkStart w:id="84" w:name="待求问题-10"/>
+    <w:bookmarkStart w:id="90" w:name="待求问题-10"/>
     <w:p>
       <w:pPr>
         <w:pStyle w:val="Heading3"/>
@@ -12619,8 +12739,8 @@
         <w:t xml:space="preserve">若被积函数会变号，可以自行加一个常数使其变为非负，再扣除该常数的积分贡献。</w:t>
       </w:r>
     </w:p>
-    <w:bookmarkEnd w:id="84"/>
-    <w:bookmarkStart w:id="85" w:name="解决方式-10"/>
+    <w:bookmarkEnd w:id="90"/>
+    <w:bookmarkStart w:id="91" w:name="解决方式-10"/>
     <w:p>
       <w:pPr>
         <w:pStyle w:val="Heading3"/>
@@ -13220,8 +13340,8 @@
         <w:t xml:space="preserve">同时用高精度数值积分作为参考。</w:t>
       </w:r>
     </w:p>
-    <w:bookmarkEnd w:id="85"/>
-    <w:bookmarkStart w:id="92" w:name="问题答案-10"/>
+    <w:bookmarkEnd w:id="91"/>
+    <w:bookmarkStart w:id="98" w:name="问题答案-10"/>
     <w:p>
       <w:pPr>
         <w:pStyle w:val="Heading3"/>
@@ -13567,18 +13687,18 @@
           <wp:inline>
             <wp:extent cx="5013960" cy="2132996"/>
             <wp:effectExtent b="0" l="0" r="0" t="0"/>
-            <wp:docPr descr="hit-and-miss 采样点、平移函数与运行估计" title="" id="87" name="Picture"/>
+            <wp:docPr descr="hit-and-miss 采样点、平移函数与运行估计" title="" id="93" name="Picture"/>
             <a:graphic>
               <a:graphicData uri="http://schemas.openxmlformats.org/drawingml/2006/picture">
                 <pic:pic>
                   <pic:nvPicPr>
-                    <pic:cNvPr descr="../../result/problem5_hitmiss_points.png" id="88" name="Picture"/>
+                    <pic:cNvPr descr="../../result/problem5_hitmiss_points.png" id="94" name="Picture"/>
                     <pic:cNvPicPr>
                       <a:picLocks noChangeArrowheads="1" noChangeAspect="1"/>
                     </pic:cNvPicPr>
                   </pic:nvPicPr>
                   <pic:blipFill>
-                    <a:blip r:embed="rId86"/>
+                    <a:blip r:embed="rId92"/>
                     <a:stretch>
                       <a:fillRect/>
                     </a:stretch>
@@ -13628,18 +13748,18 @@
           <wp:inline>
             <wp:extent cx="4160520" cy="2698715"/>
             <wp:effectExtent b="0" l="0" r="0" t="0"/>
-            <wp:docPr descr="hit-and-miss 积分收敛" title="" id="90" name="Picture"/>
+            <wp:docPr descr="hit-and-miss 积分收敛" title="" id="96" name="Picture"/>
             <a:graphic>
               <a:graphicData uri="http://schemas.openxmlformats.org/drawingml/2006/picture">
                 <pic:pic>
                   <pic:nvPicPr>
-                    <pic:cNvPr descr="../../result/problem5_convergence.png" id="91" name="Picture"/>
+                    <pic:cNvPr descr="../../result/problem5_convergence.png" id="97" name="Picture"/>
                     <pic:cNvPicPr>
                       <a:picLocks noChangeArrowheads="1" noChangeAspect="1"/>
                     </pic:cNvPicPr>
                   </pic:nvPicPr>
                   <pic:blipFill>
-                    <a:blip r:embed="rId89"/>
+                    <a:blip r:embed="rId95"/>
                     <a:stretch>
                       <a:fillRect/>
                     </a:stretch>
@@ -13680,8 +13800,8 @@
         <w:t xml:space="preserve">积分收敛</w:t>
       </w:r>
     </w:p>
-    <w:bookmarkEnd w:id="92"/>
-    <w:bookmarkStart w:id="93" w:name="理解-10"/>
+    <w:bookmarkEnd w:id="98"/>
+    <w:bookmarkStart w:id="99" w:name="分析-10"/>
     <w:p>
       <w:pPr>
         <w:pStyle w:val="Heading3"/>
@@ -13690,7 +13810,7 @@
         <w:rPr>
           <w:rFonts w:hint="eastAsia"/>
         </w:rPr>
-        <w:t xml:space="preserve">理解</w:t>
+        <w:t xml:space="preserve">分析</w:t>
       </w:r>
     </w:p>
     <w:p>
@@ -13791,10 +13911,10 @@
         <w:t xml:space="preserve">万次随机试验的实际误差小于一个标准误差，说明结果与参考值在随机误差范围内一致。</w:t>
       </w:r>
     </w:p>
-    <w:bookmarkEnd w:id="93"/>
-    <w:bookmarkEnd w:id="94"/>
-    <w:bookmarkEnd w:id="95"/>
-    <w:bookmarkStart w:id="104" w:name="vi.-高维球体积的-monte-carlo-估计"/>
+    <w:bookmarkEnd w:id="99"/>
+    <w:bookmarkEnd w:id="100"/>
+    <w:bookmarkEnd w:id="101"/>
+    <w:bookmarkStart w:id="110" w:name="vi.-高维球体积的-monte-carlo-估计"/>
     <w:p>
       <w:pPr>
         <w:pStyle w:val="Heading1"/>
@@ -13818,7 +13938,7 @@
         <w:t xml:space="preserve">估计</w:t>
       </w:r>
     </w:p>
-    <w:bookmarkStart w:id="103" w:name="problem-620-维及更高维单位球体积"/>
+    <w:bookmarkStart w:id="109" w:name="problem-620-维及更高维单位球体积"/>
     <w:p>
       <w:pPr>
         <w:pStyle w:val="Heading2"/>
@@ -13842,7 +13962,7 @@
         <w:t xml:space="preserve">维及更高维单位球体积</w:t>
       </w:r>
     </w:p>
-    <w:bookmarkStart w:id="96" w:name="待求问题-11"/>
+    <w:bookmarkStart w:id="102" w:name="待求问题-11"/>
     <w:p>
       <w:pPr>
         <w:pStyle w:val="Heading3"/>
@@ -14187,8 +14307,8 @@
         <w:t xml:space="preserve">维或更高维，同时与传统方法比较。</w:t>
       </w:r>
     </w:p>
-    <w:bookmarkEnd w:id="96"/>
-    <w:bookmarkStart w:id="97" w:name="解决方式-11"/>
+    <w:bookmarkEnd w:id="102"/>
+    <w:bookmarkStart w:id="103" w:name="解决方式-11"/>
     <w:p>
       <w:pPr>
         <w:pStyle w:val="Heading3"/>
@@ -14894,8 +15014,8 @@
         <w:t xml:space="preserve">平均计算一维径向积分，但避免了高维超立方体中的极低命中率。</w:t>
       </w:r>
     </w:p>
-    <w:bookmarkEnd w:id="97"/>
-    <w:bookmarkStart w:id="101" w:name="问题答案-11"/>
+    <w:bookmarkEnd w:id="103"/>
+    <w:bookmarkStart w:id="107" w:name="问题答案-11"/>
     <w:p>
       <w:pPr>
         <w:pStyle w:val="Heading3"/>
@@ -15937,18 +16057,18 @@
           <wp:inline>
             <wp:extent cx="5013960" cy="2057838"/>
             <wp:effectExtent b="0" l="0" r="0" t="0"/>
-            <wp:docPr descr="高维单位球体积估计与命中率退化" title="" id="99" name="Picture"/>
+            <wp:docPr descr="高维单位球体积估计与命中率退化" title="" id="105" name="Picture"/>
             <a:graphic>
               <a:graphicData uri="http://schemas.openxmlformats.org/drawingml/2006/picture">
                 <pic:pic>
                   <pic:nvPicPr>
-                    <pic:cNvPr descr="../../result/problem6_sphere_volumes.png" id="100" name="Picture"/>
+                    <pic:cNvPr descr="../../result/problem6_sphere_volumes.png" id="106" name="Picture"/>
                     <pic:cNvPicPr>
                       <a:picLocks noChangeArrowheads="1" noChangeAspect="1"/>
                     </pic:cNvPicPr>
                   </pic:nvPicPr>
                   <pic:blipFill>
-                    <a:blip r:embed="rId98"/>
+                    <a:blip r:embed="rId104"/>
                     <a:stretch>
                       <a:fillRect/>
                     </a:stretch>
@@ -16482,8 +16602,8 @@
         <w:t xml:space="preserve">的同一量级内。</w:t>
       </w:r>
     </w:p>
-    <w:bookmarkEnd w:id="101"/>
-    <w:bookmarkStart w:id="102" w:name="理解-11"/>
+    <w:bookmarkEnd w:id="107"/>
+    <w:bookmarkStart w:id="108" w:name="分析-11"/>
     <w:p>
       <w:pPr>
         <w:pStyle w:val="Heading3"/>
@@ -16492,7 +16612,7 @@
         <w:rPr>
           <w:rFonts w:hint="eastAsia"/>
         </w:rPr>
-        <w:t xml:space="preserve">理解</w:t>
+        <w:t xml:space="preserve">分析</w:t>
       </w:r>
     </w:p>
     <w:p>
@@ -16595,9 +16715,9 @@
         <w:t xml:space="preserve">不能只靠“多撒点”，更需要使用问题结构设计采样方式。</w:t>
       </w:r>
     </w:p>
-    <w:bookmarkEnd w:id="102"/>
-    <w:bookmarkEnd w:id="103"/>
-    <w:bookmarkEnd w:id="104"/>
+    <w:bookmarkEnd w:id="108"/>
+    <w:bookmarkEnd w:id="109"/>
+    <w:bookmarkEnd w:id="110"/>
     <w:sectPr>
       <w:footnotePr>
         <w:numRestart w:val="eachSect"/>

--- a/11/docs/answer/answer.docx
+++ b/11/docs/answer/answer.docx
@@ -547,6 +547,15 @@
         <w:pStyle w:val="Heading2"/>
       </w:pPr>
       <w:r>
+        <w:rPr>
+          <w:rStyle w:val="SectionNumber"/>
+        </w:rPr>
+        <w:t xml:space="preserve">0.1</w:t>
+      </w:r>
+      <w:r>
+        <w:tab/>
+      </w:r>
+      <w:r>
         <w:t xml:space="preserve">Problem </w:t>
       </w:r>
       <w:r>
@@ -570,6 +579,15 @@
       <w:pPr>
         <w:pStyle w:val="Heading3"/>
       </w:pPr>
+      <w:r>
+        <w:rPr>
+          <w:rStyle w:val="SectionNumber"/>
+        </w:rPr>
+        <w:t xml:space="preserve">0.1.1</w:t>
+      </w:r>
+      <w:r>
+        <w:tab/>
+      </w:r>
       <w:r>
         <w:rPr>
           <w:rFonts w:hint="eastAsia"/>
@@ -722,6 +740,15 @@
       <w:pPr>
         <w:pStyle w:val="Heading3"/>
       </w:pPr>
+      <w:r>
+        <w:rPr>
+          <w:rStyle w:val="SectionNumber"/>
+        </w:rPr>
+        <w:t xml:space="preserve">0.1.2</w:t>
+      </w:r>
+      <w:r>
+        <w:tab/>
+      </w:r>
       <w:r>
         <w:rPr>
           <w:rFonts w:hint="eastAsia"/>
@@ -1642,6 +1669,15 @@
       <w:pPr>
         <w:pStyle w:val="Heading3"/>
       </w:pPr>
+      <w:r>
+        <w:rPr>
+          <w:rStyle w:val="SectionNumber"/>
+        </w:rPr>
+        <w:t xml:space="preserve">0.1.3</w:t>
+      </w:r>
+      <w:r>
+        <w:tab/>
+      </w:r>
       <w:r>
         <w:rPr>
           <w:rFonts w:hint="eastAsia"/>
@@ -2753,6 +2789,15 @@
       </w:pPr>
       <w:r>
         <w:rPr>
+          <w:rStyle w:val="SectionNumber"/>
+        </w:rPr>
+        <w:t xml:space="preserve">0.1.4</w:t>
+      </w:r>
+      <w:r>
+        <w:tab/>
+      </w:r>
+      <w:r>
+        <w:rPr>
           <w:rFonts w:hint="eastAsia"/>
         </w:rPr>
         <w:t xml:space="preserve">分析</w:t>
@@ -3031,6 +3076,15 @@
         <w:pStyle w:val="Heading2"/>
       </w:pPr>
       <w:r>
+        <w:rPr>
+          <w:rStyle w:val="SectionNumber"/>
+        </w:rPr>
+        <w:t xml:space="preserve">0.2</w:t>
+      </w:r>
+      <w:r>
+        <w:tab/>
+      </w:r>
+      <w:r>
         <w:t xml:space="preserve">Problem </w:t>
       </w:r>
       <w:r>
@@ -3045,6 +3099,15 @@
       <w:pPr>
         <w:pStyle w:val="Heading3"/>
       </w:pPr>
+      <w:r>
+        <w:rPr>
+          <w:rStyle w:val="SectionNumber"/>
+        </w:rPr>
+        <w:t xml:space="preserve">0.2.1</w:t>
+      </w:r>
+      <w:r>
+        <w:tab/>
+      </w:r>
       <w:r>
         <w:rPr>
           <w:rFonts w:hint="eastAsia"/>
@@ -3078,6 +3141,15 @@
       <w:pPr>
         <w:pStyle w:val="Heading3"/>
       </w:pPr>
+      <w:r>
+        <w:rPr>
+          <w:rStyle w:val="SectionNumber"/>
+        </w:rPr>
+        <w:t xml:space="preserve">0.2.2</w:t>
+      </w:r>
+      <w:r>
+        <w:tab/>
+      </w:r>
       <w:r>
         <w:rPr>
           <w:rFonts w:hint="eastAsia"/>
@@ -3265,6 +3337,15 @@
       </w:pPr>
       <w:r>
         <w:rPr>
+          <w:rStyle w:val="SectionNumber"/>
+        </w:rPr>
+        <w:t xml:space="preserve">0.2.3</w:t>
+      </w:r>
+      <w:r>
+        <w:tab/>
+      </w:r>
+      <w:r>
+        <w:rPr>
           <w:rFonts w:hint="eastAsia"/>
         </w:rPr>
         <w:t xml:space="preserve">问题答案</w:t>
@@ -3521,6 +3602,15 @@
       </w:pPr>
       <w:r>
         <w:rPr>
+          <w:rStyle w:val="SectionNumber"/>
+        </w:rPr>
+        <w:t xml:space="preserve">0.2.4</w:t>
+      </w:r>
+      <w:r>
+        <w:tab/>
+      </w:r>
+      <w:r>
+        <w:rPr>
           <w:rFonts w:hint="eastAsia"/>
         </w:rPr>
         <w:t xml:space="preserve">分析</w:t>
@@ -3561,6 +3651,15 @@
         <w:pStyle w:val="Heading2"/>
       </w:pPr>
       <w:r>
+        <w:rPr>
+          <w:rStyle w:val="SectionNumber"/>
+        </w:rPr>
+        <w:t xml:space="preserve">0.3</w:t>
+      </w:r>
+      <w:r>
+        <w:tab/>
+      </w:r>
+      <w:r>
         <w:t xml:space="preserve">Problem </w:t>
       </w:r>
       <w:r>
@@ -3575,6 +3674,15 @@
       <w:pPr>
         <w:pStyle w:val="Heading3"/>
       </w:pPr>
+      <w:r>
+        <w:rPr>
+          <w:rStyle w:val="SectionNumber"/>
+        </w:rPr>
+        <w:t xml:space="preserve">0.3.1</w:t>
+      </w:r>
+      <w:r>
+        <w:tab/>
+      </w:r>
       <w:r>
         <w:rPr>
           <w:rFonts w:hint="eastAsia"/>
@@ -3942,6 +4050,15 @@
       </w:pPr>
       <w:r>
         <w:rPr>
+          <w:rStyle w:val="SectionNumber"/>
+        </w:rPr>
+        <w:t xml:space="preserve">0.3.2</w:t>
+      </w:r>
+      <w:r>
+        <w:tab/>
+      </w:r>
+      <w:r>
+        <w:rPr>
           <w:rFonts w:hint="eastAsia"/>
         </w:rPr>
         <w:t xml:space="preserve">解决方式</w:t>
@@ -4557,6 +4674,15 @@
       <w:pPr>
         <w:pStyle w:val="Heading3"/>
       </w:pPr>
+      <w:r>
+        <w:rPr>
+          <w:rStyle w:val="SectionNumber"/>
+        </w:rPr>
+        <w:t xml:space="preserve">0.3.3</w:t>
+      </w:r>
+      <w:r>
+        <w:tab/>
+      </w:r>
       <w:r>
         <w:rPr>
           <w:rFonts w:hint="eastAsia"/>
@@ -5087,6 +5213,15 @@
       </w:pPr>
       <w:r>
         <w:rPr>
+          <w:rStyle w:val="SectionNumber"/>
+        </w:rPr>
+        <w:t xml:space="preserve">0.3.4</w:t>
+      </w:r>
+      <w:r>
+        <w:tab/>
+      </w:r>
+      <w:r>
+        <w:rPr>
           <w:rFonts w:hint="eastAsia"/>
         </w:rPr>
         <w:t xml:space="preserve">分析</w:t>
@@ -5370,6 +5505,15 @@
         <w:pStyle w:val="Heading2"/>
       </w:pPr>
       <w:r>
+        <w:rPr>
+          <w:rStyle w:val="SectionNumber"/>
+        </w:rPr>
+        <w:t xml:space="preserve">0.4</w:t>
+      </w:r>
+      <w:r>
+        <w:tab/>
+      </w:r>
+      <w:r>
         <w:t xml:space="preserve">Problem </w:t>
       </w:r>
       <w:r>
@@ -5387,6 +5531,15 @@
       <w:pPr>
         <w:pStyle w:val="Heading3"/>
       </w:pPr>
+      <w:r>
+        <w:rPr>
+          <w:rStyle w:val="SectionNumber"/>
+        </w:rPr>
+        <w:t xml:space="preserve">0.4.1</w:t>
+      </w:r>
+      <w:r>
+        <w:tab/>
+      </w:r>
       <w:r>
         <w:rPr>
           <w:rFonts w:hint="eastAsia"/>
@@ -5507,6 +5660,15 @@
       <w:pPr>
         <w:pStyle w:val="Heading3"/>
       </w:pPr>
+      <w:r>
+        <w:rPr>
+          <w:rStyle w:val="SectionNumber"/>
+        </w:rPr>
+        <w:t xml:space="preserve">0.4.2</w:t>
+      </w:r>
+      <w:r>
+        <w:tab/>
+      </w:r>
       <w:r>
         <w:rPr>
           <w:rFonts w:hint="eastAsia"/>
@@ -5803,6 +5965,15 @@
       <w:pPr>
         <w:pStyle w:val="Heading3"/>
       </w:pPr>
+      <w:r>
+        <w:rPr>
+          <w:rStyle w:val="SectionNumber"/>
+        </w:rPr>
+        <w:t xml:space="preserve">0.4.3</w:t>
+      </w:r>
+      <w:r>
+        <w:tab/>
+      </w:r>
       <w:r>
         <w:rPr>
           <w:rFonts w:hint="eastAsia"/>
@@ -6053,6 +6224,15 @@
       </w:pPr>
       <w:r>
         <w:rPr>
+          <w:rStyle w:val="SectionNumber"/>
+        </w:rPr>
+        <w:t xml:space="preserve">0.4.4</w:t>
+      </w:r>
+      <w:r>
+        <w:tab/>
+      </w:r>
+      <w:r>
+        <w:rPr>
           <w:rFonts w:hint="eastAsia"/>
         </w:rPr>
         <w:t xml:space="preserve">分析</w:t>
@@ -6194,6 +6374,15 @@
         <w:pStyle w:val="Heading2"/>
       </w:pPr>
       <w:r>
+        <w:rPr>
+          <w:rStyle w:val="SectionNumber"/>
+        </w:rPr>
+        <w:t xml:space="preserve">0.5</w:t>
+      </w:r>
+      <w:r>
+        <w:tab/>
+      </w:r>
+      <w:r>
         <w:t xml:space="preserve">Problem </w:t>
       </w:r>
       <w:r>
@@ -6208,6 +6397,15 @@
       <w:pPr>
         <w:pStyle w:val="Heading3"/>
       </w:pPr>
+      <w:r>
+        <w:rPr>
+          <w:rStyle w:val="SectionNumber"/>
+        </w:rPr>
+        <w:t xml:space="preserve">0.5.1</w:t>
+      </w:r>
+      <w:r>
+        <w:tab/>
+      </w:r>
       <w:r>
         <w:rPr>
           <w:rFonts w:hint="eastAsia"/>
@@ -6512,6 +6710,15 @@
       <w:pPr>
         <w:pStyle w:val="Heading3"/>
       </w:pPr>
+      <w:r>
+        <w:rPr>
+          <w:rStyle w:val="SectionNumber"/>
+        </w:rPr>
+        <w:t xml:space="preserve">0.5.2</w:t>
+      </w:r>
+      <w:r>
+        <w:tab/>
+      </w:r>
       <w:r>
         <w:rPr>
           <w:rFonts w:hint="eastAsia"/>
@@ -6979,6 +7186,15 @@
       <w:pPr>
         <w:pStyle w:val="Heading3"/>
       </w:pPr>
+      <w:r>
+        <w:rPr>
+          <w:rStyle w:val="SectionNumber"/>
+        </w:rPr>
+        <w:t xml:space="preserve">0.5.3</w:t>
+      </w:r>
+      <w:r>
+        <w:tab/>
+      </w:r>
       <w:r>
         <w:rPr>
           <w:rFonts w:hint="eastAsia"/>
@@ -7301,6 +7517,15 @@
       </w:pPr>
       <w:r>
         <w:rPr>
+          <w:rStyle w:val="SectionNumber"/>
+        </w:rPr>
+        <w:t xml:space="preserve">0.5.4</w:t>
+      </w:r>
+      <w:r>
+        <w:tab/>
+      </w:r>
+      <w:r>
+        <w:rPr>
           <w:rFonts w:hint="eastAsia"/>
         </w:rPr>
         <w:t xml:space="preserve">分析</w:t>
@@ -7383,6 +7608,15 @@
         <w:pStyle w:val="Heading2"/>
       </w:pPr>
       <w:r>
+        <w:rPr>
+          <w:rStyle w:val="SectionNumber"/>
+        </w:rPr>
+        <w:t xml:space="preserve">0.6</w:t>
+      </w:r>
+      <w:r>
+        <w:tab/>
+      </w:r>
+      <w:r>
         <w:t xml:space="preserve">Problem </w:t>
       </w:r>
       <w:r>
@@ -7406,6 +7640,15 @@
       <w:pPr>
         <w:pStyle w:val="Heading3"/>
       </w:pPr>
+      <w:r>
+        <w:rPr>
+          <w:rStyle w:val="SectionNumber"/>
+        </w:rPr>
+        <w:t xml:space="preserve">0.6.1</w:t>
+      </w:r>
+      <w:r>
+        <w:tab/>
+      </w:r>
       <w:r>
         <w:rPr>
           <w:rFonts w:hint="eastAsia"/>
@@ -7521,6 +7764,15 @@
       <w:pPr>
         <w:pStyle w:val="Heading3"/>
       </w:pPr>
+      <w:r>
+        <w:rPr>
+          <w:rStyle w:val="SectionNumber"/>
+        </w:rPr>
+        <w:t xml:space="preserve">0.6.2</w:t>
+      </w:r>
+      <w:r>
+        <w:tab/>
+      </w:r>
       <w:r>
         <w:rPr>
           <w:rFonts w:hint="eastAsia"/>
@@ -8566,6 +8818,15 @@
       <w:pPr>
         <w:pStyle w:val="Heading3"/>
       </w:pPr>
+      <w:r>
+        <w:rPr>
+          <w:rStyle w:val="SectionNumber"/>
+        </w:rPr>
+        <w:t xml:space="preserve">0.6.3</w:t>
+      </w:r>
+      <w:r>
+        <w:tab/>
+      </w:r>
       <w:r>
         <w:rPr>
           <w:rFonts w:hint="eastAsia"/>
@@ -9206,6 +9467,15 @@
       </w:pPr>
       <w:r>
         <w:rPr>
+          <w:rStyle w:val="SectionNumber"/>
+        </w:rPr>
+        <w:t xml:space="preserve">0.6.4</w:t>
+      </w:r>
+      <w:r>
+        <w:tab/>
+      </w:r>
+      <w:r>
+        <w:rPr>
           <w:rFonts w:hint="eastAsia"/>
         </w:rPr>
         <w:t xml:space="preserve">分析</w:t>
@@ -9361,6 +9631,15 @@
         <w:pStyle w:val="Heading2"/>
       </w:pPr>
       <w:r>
+        <w:rPr>
+          <w:rStyle w:val="SectionNumber"/>
+        </w:rPr>
+        <w:t xml:space="preserve">0.7</w:t>
+      </w:r>
+      <w:r>
+        <w:tab/>
+      </w:r>
+      <w:r>
         <w:t xml:space="preserve">Problem </w:t>
       </w:r>
       <w:r>
@@ -9375,6 +9654,15 @@
       <w:pPr>
         <w:pStyle w:val="Heading3"/>
       </w:pPr>
+      <w:r>
+        <w:rPr>
+          <w:rStyle w:val="SectionNumber"/>
+        </w:rPr>
+        <w:t xml:space="preserve">0.7.1</w:t>
+      </w:r>
+      <w:r>
+        <w:tab/>
+      </w:r>
       <w:r>
         <w:rPr>
           <w:rFonts w:hint="eastAsia"/>
@@ -9417,6 +9705,15 @@
       <w:pPr>
         <w:pStyle w:val="Heading3"/>
       </w:pPr>
+      <w:r>
+        <w:rPr>
+          <w:rStyle w:val="SectionNumber"/>
+        </w:rPr>
+        <w:t xml:space="preserve">0.7.2</w:t>
+      </w:r>
+      <w:r>
+        <w:tab/>
+      </w:r>
       <w:r>
         <w:rPr>
           <w:rFonts w:hint="eastAsia"/>
@@ -9529,6 +9826,15 @@
       <w:pPr>
         <w:pStyle w:val="Heading3"/>
       </w:pPr>
+      <w:r>
+        <w:rPr>
+          <w:rStyle w:val="SectionNumber"/>
+        </w:rPr>
+        <w:t xml:space="preserve">0.7.3</w:t>
+      </w:r>
+      <w:r>
+        <w:tab/>
+      </w:r>
       <w:r>
         <w:rPr>
           <w:rFonts w:hint="eastAsia"/>
@@ -9789,6 +10095,15 @@
       <w:pPr>
         <w:pStyle w:val="Heading3"/>
       </w:pPr>
+      <w:r>
+        <w:rPr>
+          <w:rStyle w:val="SectionNumber"/>
+        </w:rPr>
+        <w:t xml:space="preserve">0.7.4</w:t>
+      </w:r>
+      <w:r>
+        <w:tab/>
+      </w:r>
       <w:r>
         <w:rPr>
           <w:rFonts w:hint="eastAsia"/>
@@ -9904,6 +10219,15 @@
         <w:pStyle w:val="Heading2"/>
       </w:pPr>
       <w:r>
+        <w:rPr>
+          <w:rStyle w:val="SectionNumber"/>
+        </w:rPr>
+        <w:t xml:space="preserve">0.8</w:t>
+      </w:r>
+      <w:r>
+        <w:tab/>
+      </w:r>
+      <w:r>
         <w:t xml:space="preserve">Problem </w:t>
       </w:r>
       <w:r>
@@ -9918,6 +10242,15 @@
       <w:pPr>
         <w:pStyle w:val="Heading3"/>
       </w:pPr>
+      <w:r>
+        <w:rPr>
+          <w:rStyle w:val="SectionNumber"/>
+        </w:rPr>
+        <w:t xml:space="preserve">0.8.1</w:t>
+      </w:r>
+      <w:r>
+        <w:tab/>
+      </w:r>
       <w:r>
         <w:rPr>
           <w:rFonts w:hint="eastAsia"/>
@@ -10089,6 +10422,15 @@
       </w:pPr>
       <w:r>
         <w:rPr>
+          <w:rStyle w:val="SectionNumber"/>
+        </w:rPr>
+        <w:t xml:space="preserve">0.8.2</w:t>
+      </w:r>
+      <w:r>
+        <w:tab/>
+      </w:r>
+      <w:r>
+        <w:rPr>
           <w:rFonts w:hint="eastAsia"/>
         </w:rPr>
         <w:t xml:space="preserve">解决方式</w:t>
@@ -10468,6 +10810,15 @@
       <w:pPr>
         <w:pStyle w:val="Heading3"/>
       </w:pPr>
+      <w:r>
+        <w:rPr>
+          <w:rStyle w:val="SectionNumber"/>
+        </w:rPr>
+        <w:t xml:space="preserve">0.8.3</w:t>
+      </w:r>
+      <w:r>
+        <w:tab/>
+      </w:r>
       <w:r>
         <w:rPr>
           <w:rFonts w:hint="eastAsia"/>
@@ -10803,6 +11154,15 @@
       </w:pPr>
       <w:r>
         <w:rPr>
+          <w:rStyle w:val="SectionNumber"/>
+        </w:rPr>
+        <w:t xml:space="preserve">0.8.4</w:t>
+      </w:r>
+      <w:r>
+        <w:tab/>
+      </w:r>
+      <w:r>
+        <w:rPr>
           <w:rFonts w:hint="eastAsia"/>
         </w:rPr>
         <w:t xml:space="preserve">分析</w:t>
@@ -11101,6 +11461,15 @@
         <w:pStyle w:val="Heading2"/>
       </w:pPr>
       <w:r>
+        <w:rPr>
+          <w:rStyle w:val="SectionNumber"/>
+        </w:rPr>
+        <w:t xml:space="preserve">0.9</w:t>
+      </w:r>
+      <w:r>
+        <w:tab/>
+      </w:r>
+      <w:r>
         <w:t xml:space="preserve">Problem </w:t>
       </w:r>
       <w:r>
@@ -11115,6 +11484,15 @@
       <w:pPr>
         <w:pStyle w:val="Heading3"/>
       </w:pPr>
+      <w:r>
+        <w:rPr>
+          <w:rStyle w:val="SectionNumber"/>
+        </w:rPr>
+        <w:t xml:space="preserve">0.9.1</w:t>
+      </w:r>
+      <w:r>
+        <w:tab/>
+      </w:r>
       <w:r>
         <w:rPr>
           <w:rFonts w:hint="eastAsia"/>
@@ -11211,6 +11589,15 @@
       <w:pPr>
         <w:pStyle w:val="Heading3"/>
       </w:pPr>
+      <w:r>
+        <w:rPr>
+          <w:rStyle w:val="SectionNumber"/>
+        </w:rPr>
+        <w:t xml:space="preserve">0.9.2</w:t>
+      </w:r>
+      <w:r>
+        <w:tab/>
+      </w:r>
       <w:r>
         <w:rPr>
           <w:rFonts w:hint="eastAsia"/>
@@ -11632,6 +12019,15 @@
       </w:pPr>
       <w:r>
         <w:rPr>
+          <w:rStyle w:val="SectionNumber"/>
+        </w:rPr>
+        <w:t xml:space="preserve">0.9.3</w:t>
+      </w:r>
+      <w:r>
+        <w:tab/>
+      </w:r>
+      <w:r>
+        <w:rPr>
           <w:rFonts w:hint="eastAsia"/>
         </w:rPr>
         <w:t xml:space="preserve">问题答案</w:t>
@@ -11920,6 +12316,15 @@
       <w:pPr>
         <w:pStyle w:val="Heading3"/>
       </w:pPr>
+      <w:r>
+        <w:rPr>
+          <w:rStyle w:val="SectionNumber"/>
+        </w:rPr>
+        <w:t xml:space="preserve">0.9.4</w:t>
+      </w:r>
+      <w:r>
+        <w:tab/>
+      </w:r>
       <w:r>
         <w:rPr>
           <w:rFonts w:hint="eastAsia"/>
@@ -12056,6 +12461,15 @@
         <w:pStyle w:val="Heading2"/>
       </w:pPr>
       <w:r>
+        <w:rPr>
+          <w:rStyle w:val="SectionNumber"/>
+        </w:rPr>
+        <w:t xml:space="preserve">0.10</w:t>
+      </w:r>
+      <w:r>
+        <w:tab/>
+      </w:r>
+      <w:r>
         <w:t xml:space="preserve">Problem </w:t>
       </w:r>
       <w:r>
@@ -12070,6 +12484,15 @@
       <w:pPr>
         <w:pStyle w:val="Heading3"/>
       </w:pPr>
+      <w:r>
+        <w:rPr>
+          <w:rStyle w:val="SectionNumber"/>
+        </w:rPr>
+        <w:t xml:space="preserve">0.10.1</w:t>
+      </w:r>
+      <w:r>
+        <w:tab/>
+      </w:r>
       <w:r>
         <w:rPr>
           <w:rFonts w:hint="eastAsia"/>
@@ -12130,6 +12553,15 @@
       <w:pPr>
         <w:pStyle w:val="Heading3"/>
       </w:pPr>
+      <w:r>
+        <w:rPr>
+          <w:rStyle w:val="SectionNumber"/>
+        </w:rPr>
+        <w:t xml:space="preserve">0.10.2</w:t>
+      </w:r>
+      <w:r>
+        <w:tab/>
+      </w:r>
       <w:r>
         <w:rPr>
           <w:rFonts w:hint="eastAsia"/>
@@ -12198,6 +12630,15 @@
       <w:pPr>
         <w:pStyle w:val="Heading3"/>
       </w:pPr>
+      <w:r>
+        <w:rPr>
+          <w:rStyle w:val="SectionNumber"/>
+        </w:rPr>
+        <w:t xml:space="preserve">0.10.3</w:t>
+      </w:r>
+      <w:r>
+        <w:tab/>
+      </w:r>
       <w:r>
         <w:rPr>
           <w:rFonts w:hint="eastAsia"/>
@@ -12513,6 +12954,15 @@
       </w:pPr>
       <w:r>
         <w:rPr>
+          <w:rStyle w:val="SectionNumber"/>
+        </w:rPr>
+        <w:t xml:space="preserve">0.10.4</w:t>
+      </w:r>
+      <w:r>
+        <w:tab/>
+      </w:r>
+      <w:r>
+        <w:rPr>
           <w:rFonts w:hint="eastAsia"/>
         </w:rPr>
         <w:t xml:space="preserve">分析</w:t>
@@ -12562,6 +13012,15 @@
         <w:pStyle w:val="Heading2"/>
       </w:pPr>
       <w:r>
+        <w:rPr>
+          <w:rStyle w:val="SectionNumber"/>
+        </w:rPr>
+        <w:t xml:space="preserve">0.11</w:t>
+      </w:r>
+      <w:r>
+        <w:tab/>
+      </w:r>
+      <w:r>
         <w:t xml:space="preserve">Problem </w:t>
       </w:r>
       <w:r>
@@ -12585,6 +13044,15 @@
       <w:pPr>
         <w:pStyle w:val="Heading3"/>
       </w:pPr>
+      <w:r>
+        <w:rPr>
+          <w:rStyle w:val="SectionNumber"/>
+        </w:rPr>
+        <w:t xml:space="preserve">0.11.1</w:t>
+      </w:r>
+      <w:r>
+        <w:tab/>
+      </w:r>
       <w:r>
         <w:rPr>
           <w:rFonts w:hint="eastAsia"/>
@@ -12745,6 +13213,15 @@
       <w:pPr>
         <w:pStyle w:val="Heading3"/>
       </w:pPr>
+      <w:r>
+        <w:rPr>
+          <w:rStyle w:val="SectionNumber"/>
+        </w:rPr>
+        <w:t xml:space="preserve">0.11.2</w:t>
+      </w:r>
+      <w:r>
+        <w:tab/>
+      </w:r>
       <w:r>
         <w:rPr>
           <w:rFonts w:hint="eastAsia"/>
@@ -13348,6 +13825,15 @@
       </w:pPr>
       <w:r>
         <w:rPr>
+          <w:rStyle w:val="SectionNumber"/>
+        </w:rPr>
+        <w:t xml:space="preserve">0.11.3</w:t>
+      </w:r>
+      <w:r>
+        <w:tab/>
+      </w:r>
+      <w:r>
+        <w:rPr>
           <w:rFonts w:hint="eastAsia"/>
         </w:rPr>
         <w:t xml:space="preserve">问题答案</w:t>
@@ -13808,6 +14294,15 @@
       </w:pPr>
       <w:r>
         <w:rPr>
+          <w:rStyle w:val="SectionNumber"/>
+        </w:rPr>
+        <w:t xml:space="preserve">0.11.4</w:t>
+      </w:r>
+      <w:r>
+        <w:tab/>
+      </w:r>
+      <w:r>
+        <w:rPr>
           <w:rFonts w:hint="eastAsia"/>
         </w:rPr>
         <w:t xml:space="preserve">分析</w:t>
@@ -13944,6 +14439,15 @@
         <w:pStyle w:val="Heading2"/>
       </w:pPr>
       <w:r>
+        <w:rPr>
+          <w:rStyle w:val="SectionNumber"/>
+        </w:rPr>
+        <w:t xml:space="preserve">0.12</w:t>
+      </w:r>
+      <w:r>
+        <w:tab/>
+      </w:r>
+      <w:r>
         <w:t xml:space="preserve">Problem </w:t>
       </w:r>
       <w:r>
@@ -13967,6 +14471,15 @@
       <w:pPr>
         <w:pStyle w:val="Heading3"/>
       </w:pPr>
+      <w:r>
+        <w:rPr>
+          <w:rStyle w:val="SectionNumber"/>
+        </w:rPr>
+        <w:t xml:space="preserve">0.12.1</w:t>
+      </w:r>
+      <w:r>
+        <w:tab/>
+      </w:r>
       <w:r>
         <w:rPr>
           <w:rFonts w:hint="eastAsia"/>
@@ -14313,6 +14826,15 @@
       <w:pPr>
         <w:pStyle w:val="Heading3"/>
       </w:pPr>
+      <w:r>
+        <w:rPr>
+          <w:rStyle w:val="SectionNumber"/>
+        </w:rPr>
+        <w:t xml:space="preserve">0.12.2</w:t>
+      </w:r>
+      <w:r>
+        <w:tab/>
+      </w:r>
       <w:r>
         <w:rPr>
           <w:rFonts w:hint="eastAsia"/>
@@ -15020,6 +15542,15 @@
       <w:pPr>
         <w:pStyle w:val="Heading3"/>
       </w:pPr>
+      <w:r>
+        <w:rPr>
+          <w:rStyle w:val="SectionNumber"/>
+        </w:rPr>
+        <w:t xml:space="preserve">0.12.3</w:t>
+      </w:r>
+      <w:r>
+        <w:tab/>
+      </w:r>
       <w:r>
         <w:rPr>
           <w:rFonts w:hint="eastAsia"/>
@@ -16608,6 +17139,15 @@
       <w:pPr>
         <w:pStyle w:val="Heading3"/>
       </w:pPr>
+      <w:r>
+        <w:rPr>
+          <w:rStyle w:val="SectionNumber"/>
+        </w:rPr>
+        <w:t xml:space="preserve">0.12.4</w:t>
+      </w:r>
+      <w:r>
+        <w:tab/>
+      </w:r>
       <w:r>
         <w:rPr>
           <w:rFonts w:hint="eastAsia"/>
